--- a/public/gallery/examples/data-analyst/en/resume.docx
+++ b/public/gallery/examples/data-analyst/en/resume.docx
@@ -66,7 +66,7 @@
         </w:rPr>
         <w:t xml:space="preserve">📧 </w:t>
       </w:r>
-      <w:hyperlink w:history="1" r:id="rIdagjml12h2geupouqnpyoi">
+      <w:hyperlink w:history="1" r:id="rId5z_74xjvisr0yd49xx94w">
         <w:r>
           <w:rPr>
             <w:sz w:val="18"/>
@@ -89,7 +89,7 @@
         </w:rPr>
         <w:t xml:space="preserve">🔗 </w:t>
       </w:r>
-      <w:hyperlink w:history="1" r:id="rId-wflgcrl6ke4vc9gsovlk">
+      <w:hyperlink w:history="1" r:id="rIdjtv1z52hqvh_r5-uunfjf">
         <w:r>
           <w:rPr>
             <w:sz w:val="18"/>
@@ -124,7 +124,7 @@
         <w:spacing w:after="200" w:line="276"/>
         <w:jc w:val="center"/>
       </w:pPr>
-      <w:hyperlink w:history="1" r:id="rIdcvdd1kukgr0aqre5dsa-q">
+      <w:hyperlink w:history="1" r:id="rIdp6thyr-ga8cvzyd6phw-l">
         <w:r>
           <w:rPr>
             <w:sz w:val="18"/>
@@ -140,7 +140,7 @@
         </w:rPr>
         <w:t xml:space="preserve"> • </w:t>
       </w:r>
-      <w:hyperlink w:history="1" r:id="rIdaebrvwqgtque3olzvrcxg">
+      <w:hyperlink w:history="1" r:id="rId405ecutosscdjp16jw9nw">
         <w:r>
           <w:rPr>
             <w:sz w:val="18"/>
@@ -280,7 +280,7 @@
         </w:rPr>
         <w:t xml:space="preserve">	</w:t>
       </w:r>
-      <w:hyperlink w:history="1" r:id="rId5epc9j6_nohsqhzqnuctf">
+      <w:hyperlink w:history="1" r:id="rIdse6jkx266iefruvkhgaox">
         <w:r>
           <w:rPr>
             <w:sz w:val="18"/>
@@ -443,7 +443,7 @@
         </w:rPr>
         <w:t xml:space="preserve">	</w:t>
       </w:r>
-      <w:hyperlink w:history="1" r:id="rIdjpabaojetgzk_ubhqb8sy">
+      <w:hyperlink w:history="1" r:id="rIdcn8xuzqe5z1jovguwr5br">
         <w:r>
           <w:rPr>
             <w:sz w:val="18"/>
@@ -625,7 +625,7 @@
         </w:rPr>
         <w:t xml:space="preserve">	</w:t>
       </w:r>
-      <w:hyperlink w:history="1" r:id="rIdprcuuzlkxbjh9fslg5frm">
+      <w:hyperlink w:history="1" r:id="rIdpqmbhluh2e6izrailtium">
         <w:r>
           <w:rPr>
             <w:sz w:val="18"/>
@@ -1030,7 +1030,7 @@
         </w:rPr>
         <w:t xml:space="preserve">	</w:t>
       </w:r>
-      <w:hyperlink w:history="1" r:id="rIdenzziu5xg2zzh5njoljj6">
+      <w:hyperlink w:history="1" r:id="rIdb7ky69yg9i-gmwjbphsuu">
         <w:r>
           <w:rPr>
             <w:sz w:val="18"/>
@@ -1096,7 +1096,7 @@
         </w:rPr>
         <w:t xml:space="preserve">	</w:t>
       </w:r>
-      <w:hyperlink w:history="1" r:id="rIdsde8fps281t-t-6imcls5">
+      <w:hyperlink w:history="1" r:id="rIddljrngbaa-ojh9tkznmn9">
         <w:r>
           <w:rPr>
             <w:sz w:val="18"/>
@@ -1181,7 +1181,7 @@
         </w:rPr>
         <w:t xml:space="preserve">	</w:t>
       </w:r>
-      <w:hyperlink w:history="1" r:id="rIdfokzgvx63ikstcuhssqrx">
+      <w:hyperlink w:history="1" r:id="rIdvzub5ov7yinx4vn9e6fwb">
         <w:r>
           <w:rPr>
             <w:sz w:val="18"/>
@@ -1278,7 +1278,7 @@
         </w:rPr>
         <w:t xml:space="preserve">	</w:t>
       </w:r>
-      <w:hyperlink w:history="1" r:id="rIddl0ni_soovqmup0dfzvqm">
+      <w:hyperlink w:history="1" r:id="rIdr1bqoayad7ul9jwma4pzy">
         <w:r>
           <w:rPr>
             <w:sz w:val="18"/>
@@ -1423,7 +1423,7 @@
         </w:rPr>
         <w:t xml:space="preserve">	</w:t>
       </w:r>
-      <w:hyperlink w:history="1" r:id="rIdewwcntlwnflelujlzr4q8">
+      <w:hyperlink w:history="1" r:id="rId7sz4qjcshsa3ybecjti-n">
         <w:r>
           <w:rPr>
             <w:sz w:val="18"/>
@@ -1669,7 +1669,7 @@
         </w:rPr>
         <w:t xml:space="preserve">	</w:t>
       </w:r>
-      <w:hyperlink w:history="1" r:id="rIdv6xd1myiq01telqeitvoj">
+      <w:hyperlink w:history="1" r:id="rIdbxr-_hh-4acexycmqstvg">
         <w:r>
           <w:rPr>
             <w:sz w:val="18"/>
